--- a/docs/book/Word/Chapter15/How_the_Brain_Learns_Chapter_15_A_Coherent_Model_of_the_Human_Brain.docx
+++ b/docs/book/Word/Chapter15/How_the_Brain_Learns_Chapter_15_A_Coherent_Model_of_the_Human_Brain.docx
@@ -263,7 +263,7 @@
         <w:pStyle w:val="BodyText"/>
       </w:pPr>
       <w:r>
-        <w:t xml:space="preserve">The lesson of both papers is that understanding a system requires a model of how its parts relate, not only more data about the parts. This book has gathered the parts one chapter at a time: cells and their chemistry, signals and synapses, neuromodulators, circuits, plasticity, perception, emotion, decision, habit, the comparison with machines, prediction, constraint, and the consequences for daily life. This last chapter assembles them into a single model of how the brain learns. The model is not an equation. It is a small set of claims about how the parts fit together, each of which can be checked against the evidence of the earlier chapters and each of which could turn out to be wrong.</w:t>
+        <w:t xml:space="preserve">The lesson of both papers is that understanding a system requires a model of how its parts relate, not only more data about the parts. This book has gathered the parts one chapter at a time: cells and their chemistry, signals and synapses, neuromodulators, circuits, plasticity, perception, emotion, decision, habit, the comparison with machines, prediction, constraint, and the consequences for daily life. This chapter assembles them into a single model of how the brain learns. The model is not an equation. It is a small set of claims about how the parts fit together, each of which can be checked against the evidence of the earlier chapters and each of which could turn out to be wrong.</w:t>
       </w:r>
     </w:p>
     <w:bookmarkEnd w:id="22"/>
@@ -1388,16 +1388,34 @@
       </w:r>
     </w:p>
     <w:bookmarkEnd w:id="71"/>
-    <w:bookmarkStart w:id="75" w:name="references-and-attribution"/>
+    <w:bookmarkStart w:id="72" w:name="next-chapter"/>
     <w:p>
       <w:pPr>
         <w:pStyle w:val="Heading1"/>
       </w:pPr>
       <w:r>
+        <w:t xml:space="preserve">Next Chapter</w:t>
+      </w:r>
+    </w:p>
+    <w:p>
+      <w:pPr>
+        <w:pStyle w:val="FirstParagraph"/>
+      </w:pPr>
+      <w:r>
+        <w:t xml:space="preserve">Chapter 16: NIMCP: Building a Brain from the Book’s Principles</w:t>
+      </w:r>
+    </w:p>
+    <w:bookmarkEnd w:id="72"/>
+    <w:bookmarkStart w:id="76" w:name="references-and-attribution"/>
+    <w:p>
+      <w:pPr>
+        <w:pStyle w:val="Heading1"/>
+      </w:pPr>
+      <w:r>
         <w:t xml:space="preserve">References and Attribution</w:t>
       </w:r>
     </w:p>
-    <w:bookmarkStart w:id="72" w:name="figure-attribution"/>
+    <w:bookmarkStart w:id="73" w:name="figure-attribution"/>
     <w:p>
       <w:pPr>
         <w:pStyle w:val="Heading2"/>
@@ -1414,8 +1432,8 @@
         <w:t xml:space="preserve">Figures 15.1 to 15.5 were drawn for this book. Figure 15.4 plots published counts: the nematode worm’s 302 neurons and about 7,000 synapses; the fruit fly brain of Dorkenwald et al. (2024); the cubic millimeter of mouse visual cortex of the MICrONS Consortium (2025), for which the count is of all cells; the cubic millimeter of human temporal cortex of Shapson-Coe et al. (2024), for which the count is of neurons; and estimates for the whole human brain from Azevedo et al. (2009) for neurons and Tang et al. (2001) for synapses in the neocortex. Figures 15.1, 15.2, 15.3, and 15.5 are schematic; the assignments in Figures 15.2 and 15.5 are the author’s judgment of the evidence presented across the book.</w:t>
       </w:r>
     </w:p>
-    <w:bookmarkEnd w:id="72"/>
-    <w:bookmarkStart w:id="73" w:name="epigraph"/>
+    <w:bookmarkEnd w:id="73"/>
+    <w:bookmarkStart w:id="74" w:name="epigraph"/>
     <w:p>
       <w:pPr>
         <w:pStyle w:val="Heading2"/>
@@ -1476,8 +1494,8 @@
         <w:t xml:space="preserve">, translated by Neely Swanson and Larry W. Swanson (MIT Press, 1999).</w:t>
       </w:r>
     </w:p>
-    <w:bookmarkEnd w:id="73"/>
-    <w:bookmarkStart w:id="74" w:name="references"/>
+    <w:bookmarkEnd w:id="74"/>
+    <w:bookmarkStart w:id="75" w:name="references"/>
     <w:p>
       <w:pPr>
         <w:pStyle w:val="Heading2"/>
@@ -2140,8 +2158,8 @@
         <w:t xml:space="preserve">, 344(6188), 1173–1178.</w:t>
       </w:r>
     </w:p>
-    <w:bookmarkEnd w:id="74"/>
     <w:bookmarkEnd w:id="75"/>
+    <w:bookmarkEnd w:id="76"/>
     <w:sectPr>
       <w:pgSz w:h="15840" w:w="12240"/>
       <w:pgMar w:bottom="1440" w:left="1440" w:right="1440" w:top="1440"/>

--- a/docs/book/Word/Chapter15/How_the_Brain_Learns_Chapter_15_A_Coherent_Model_of_the_Human_Brain.docx
+++ b/docs/book/Word/Chapter15/How_the_Brain_Learns_Chapter_15_A_Coherent_Model_of_the_Human_Brain.docx
@@ -148,7 +148,7 @@
         <w:pStyle w:val="FirstParagraph"/>
       </w:pPr>
       <w:r>
-        <w:t xml:space="preserve">In 2017 Eric Jonas and Konrad Kording tried an experiment on their own field. They took a microprocessor whose workings are completely known, the MOS 6502, the chip inside the Apple I and the Commodore 64, a near-identical version of which ran the Atari video game console, and asked whether the methods neuroscientists use on brains would reveal how it worked. They had a complete wiring diagram of its 3,510 transistors, a simulator that recorded every transistor’s state at every moment, and three</w:t>
+        <w:t xml:space="preserve">In 2017 Eric Jonas and Konrad Kording tried an experiment on their own field. They took a microprocessor whose workings are completely known, the MOS 6502, the chip inside the Apple I, near-identical versions of which ran the Commodore 64 and the Atari video game console, and asked whether the methods neuroscientists use on brains would reveal how it worked. They had a complete wiring diagram of its 3,510 transistors, a simulator that recorded every transistor’s state at every moment, and three</w:t>
       </w:r>
       <w:r>
         <w:t xml:space="preserve"> </w:t>
@@ -289,15 +289,15 @@
         <w:pStyle w:val="BodyText"/>
       </w:pPr>
       <w:r>
-        <w:t xml:space="preserve">The mechanisms came later. Donald Hebb proposed in 1949 that connections between cells that fire together are strengthened, and in 1973 Timothy Bliss and Terje Lømo found such strengthening in the hippocampus (Chapter 5). Alan Hodgkin and Andrew Huxley showed in 1952 that the nerve impulse is nothing but the physics of a membrane (Chapters 1 and 2). David Hubel and Torsten Wiesel found in the 1960s that early visual experience sets the wiring of the cortex for life (Chapters 1 and 6). In the 1990s Wolfram Schultz’s recordings of dopamine neurons in monkeys turned out to match a learning rule that computer scientists had written down independently (Chapter 3), and James McClelland, Bruce McNaughton, and Randall O’Reilly explained why a brain needs both a fast memory and a slow one by asking what goes wrong in a network that has only one (Chapters 1 and 5).</w:t>
-      </w:r>
-    </w:p>
-    <w:p>
-      <w:pPr>
-        <w:pStyle w:val="BodyText"/>
-      </w:pPr>
-      <w:r>
-        <w:t xml:space="preserve">What is striking is how well the pieces fit, though they came from anatomy, physics, physiology, psychology, engineering, and computer science, over more than a century. Helmholtz’s inference became the predictions of Chapter 12; Cannon’s regulation became the anchor of value in Chapter 7; Hebb’s rule, with Schultz’s dopamine added as a third factor, became the learning rule of Chapter 3. A model assembled from such different directions is more likely to be right than one built from a single starting point, because each piece was tested by people who were not trying to make it fit the others.</w:t>
+        <w:t xml:space="preserve">The mechanisms came later. Donald Hebb proposed in 1949 that connections between cells that fire together are strengthened, and in 1973 Timothy Bliss and Terje Lømo found such strengthening in the hippocampus (Chapters 2 and 5). Alan Hodgkin and Andrew Huxley showed in 1952 that the nerve impulse is nothing but the physics of a membrane (Chapters 1 and 2). David Hubel and Torsten Wiesel found in the 1960s that early visual experience sets the wiring of the cortex for life (Chapters 1 and 6). In the 1990s Wolfram Schultz’s recordings of dopamine neurons in monkeys turned out to match a learning rule that computer scientists had written down independently (Chapter 3), and James McClelland, Bruce McNaughton, and Randall O’Reilly explained why a brain needs both a fast memory and a slow one by asking what goes wrong in a network that has only one (Chapters 1 and 5).</w:t>
+      </w:r>
+    </w:p>
+    <w:p>
+      <w:pPr>
+        <w:pStyle w:val="BodyText"/>
+      </w:pPr>
+      <w:r>
+        <w:t xml:space="preserve">What is striking is how well the pieces fit, though they came from anatomy, physics, physiology, psychology, engineering, and computer science, over more than a century. Helmholtz’s inference became the inference of Chapter 6 and the predictions of Chapter 12; Cannon’s regulation became the anchor of value in Chapter 7; Hebb’s rule, with Schultz’s dopamine added as a third factor, became the learning rule of Chapter 3. A model assembled from such different directions is more likely to be right than one built from a single starting point, because each piece was tested by people who were not trying to make it fit the others.</w:t>
       </w:r>
     </w:p>
     <w:bookmarkEnd w:id="23"/>
@@ -578,15 +578,15 @@
         <w:pStyle w:val="BodyText"/>
       </w:pPr>
       <w:r>
-        <w:t xml:space="preserve">In the first seconds, predictions fail everywhere. The driver’s visual system expects oncoming traffic on the left and finds it on the right; the arm reaches for a gear lever on the wrong side; at the first roundabout the eyes look the wrong way. Each failure is a prediction error, in sensory cortex, in the cerebellum, and in the circuits of choice (Chapters 6, 9, and 12). Norepinephrine rises with the surprise and with the stress of a narrow road and a lorry behind, raising the learning rate and narrowing attention, which helps at first and hurts if it climbs too far (Chapters 3, 7, and 12). The limited budget of attention described in Chapter 14 is spent quickly, and by the end of the afternoon the driver is tired in a way that a familiar drive never produces.</w:t>
-      </w:r>
-    </w:p>
-    <w:p>
-      <w:pPr>
-        <w:pStyle w:val="BodyText"/>
-      </w:pPr>
-      <w:r>
-        <w:t xml:space="preserve">Within minutes, some things are already changing. The cerebellum recalibrates the reach toward the gear lever through the same error-driven adaptation that Chapter 9 measured when people learned to move in a force field. When a turn goes well, a burst of dopamine marks it as better than expected and strengthens the synapses whose eligibility traces were still active, and when it goes badly, a dip weakens them (Chapters 3 and 8). In the hippocampus, place cells and their partners encode the new route and its landmarks in a single exposure, and the early phase of long-term potentiation holds those changes for the next few hours (Chapters 4 and 5).</w:t>
+        <w:t xml:space="preserve">In the first seconds, predictions fail everywhere. The driver’s visual system expects oncoming traffic on the left and finds it on the right; the arm reaches for a gear lever on the wrong side; at the first roundabout the eyes look the wrong way. Each failure is a prediction error, in sensory cortex, in the cerebellum, and in the circuits of choice (Chapters 6, 8, 9, and 12). Norepinephrine rises with the surprise and with the stress of a narrow road and a truck behind, raising the learning rate and narrowing attention, which helps at first and hurts if it climbs too far (Chapters 3, 7, and 12). The limited budget of attention described in Chapter 14 is spent quickly, and by the end of the afternoon the driver is tired in a way that a familiar drive never produces.</w:t>
+      </w:r>
+    </w:p>
+    <w:p>
+      <w:pPr>
+        <w:pStyle w:val="BodyText"/>
+      </w:pPr>
+      <w:r>
+        <w:t xml:space="preserve">Within minutes, some things are already changing. The cerebellum recalibrates the reach toward the gear lever through the same error-driven adaptation that Chapter 9 measured when people learned to move in a force field. When a turn goes well, a burst of dopamine marks it as better than expected and strengthens the synapses whose eligibility traces were still active, and when it goes badly, a dip weakens them (Chapters 3 and 8). In the hippocampus, place cells and their partners encode the new route and its landmarks in a single exposure, and the early phase of long-term potentiation holds those changes for the next hour or two (Chapters 4 and 5).</w:t>
       </w:r>
     </w:p>
     <w:p>
